--- a/tema16/Петров_16.docx
+++ b/tema16/Петров_16.docx
@@ -8,7 +8,6 @@
         <w:autoSpaceDN w:val="0"/>
         <w:adjustRightInd w:val="0"/>
         <w:ind w:firstLine="709"/>
-        <w:jc w:val="center"/>
         <w:rPr>
           <w:b/>
           <w:noProof/>
@@ -31,7 +30,6 @@
           <w:noProof/>
           <w:sz w:val="28"/>
           <w:szCs w:val="28"/>
-          <w:lang w:val="en-US"/>
         </w:rPr>
         <w:t>6</w:t>
       </w:r>
@@ -51,16 +49,7 @@
           <w:sz w:val="28"/>
           <w:szCs w:val="28"/>
         </w:rPr>
-        <w:t>Технологии создания графического пользовательского</w:t>
-      </w:r>
-      <w:r>
-        <w:rPr>
-          <w:b/>
-          <w:noProof/>
-          <w:sz w:val="28"/>
-          <w:szCs w:val="28"/>
-        </w:rPr>
-        <w:t xml:space="preserve"> интерфейса</w:t>
+        <w:t>Многопользовательское приложение</w:t>
       </w:r>
     </w:p>
     <w:p>
@@ -381,7 +370,6 @@
           <w:noProof/>
           <w:sz w:val="28"/>
           <w:szCs w:val="28"/>
-          <w:lang w:val="en-US"/>
         </w:rPr>
       </w:pPr>
     </w:p>
@@ -1760,11 +1748,12 @@
       </w:r>
     </w:p>
     <w:sectPr>
-      <w:headerReference w:type="default" r:id="rId10"/>
-      <w:footerReference w:type="even" r:id="rId11"/>
-      <w:footerReference w:type="default" r:id="rId12"/>
-      <w:headerReference w:type="first" r:id="rId13"/>
-      <w:footerReference w:type="first" r:id="rId14"/>
+      <w:headerReference w:type="even" r:id="rId10"/>
+      <w:headerReference w:type="default" r:id="rId11"/>
+      <w:footerReference w:type="even" r:id="rId12"/>
+      <w:footerReference w:type="default" r:id="rId13"/>
+      <w:headerReference w:type="first" r:id="rId14"/>
+      <w:footerReference w:type="first" r:id="rId15"/>
       <w:pgSz w:w="11906" w:h="16838"/>
       <w:pgMar w:top="851" w:right="567" w:bottom="1560" w:left="1418" w:header="720" w:footer="720" w:gutter="0"/>
       <w:pgNumType w:start="4"/>
@@ -4224,13 +4213,13 @@
       <mc:AlternateContent>
         <mc:Choice Requires="wps">
           <w:drawing>
-            <wp:anchor distT="0" distB="0" distL="114300" distR="114300" simplePos="0" relativeHeight="251680768" behindDoc="0" locked="0" layoutInCell="1" allowOverlap="1" wp14:anchorId="58707E50" wp14:editId="1AA73264">
+            <wp:anchor distT="0" distB="0" distL="114300" distR="114300" simplePos="0" relativeHeight="251680768" behindDoc="0" locked="0" layoutInCell="1" allowOverlap="1" wp14:anchorId="58707E50" wp14:editId="32CDB974">
               <wp:simplePos x="0" y="0"/>
               <wp:positionH relativeFrom="column">
                 <wp:posOffset>2212975</wp:posOffset>
               </wp:positionH>
               <wp:positionV relativeFrom="paragraph">
-                <wp:posOffset>-492125</wp:posOffset>
+                <wp:posOffset>-275396</wp:posOffset>
               </wp:positionV>
               <wp:extent cx="2434590" cy="901700"/>
               <wp:effectExtent l="1270" t="635" r="2540" b="2540"/>
@@ -4294,15 +4283,7 @@
                               <w:sz w:val="28"/>
                               <w:szCs w:val="28"/>
                             </w:rPr>
-                            <w:t>Технологии создания</w:t>
-                          </w:r>
-                          <w:r>
-                            <w:rPr>
-                              <w:noProof/>
-                              <w:sz w:val="28"/>
-                              <w:szCs w:val="28"/>
-                            </w:rPr>
-                            <w:t xml:space="preserve"> графического пользовательского</w:t>
+                            <w:t>Многопользовательское</w:t>
                           </w:r>
                         </w:p>
                         <w:p>
@@ -4320,7 +4301,7 @@
                               <w:sz w:val="28"/>
                               <w:szCs w:val="28"/>
                             </w:rPr>
-                            <w:t>интерфейса</w:t>
+                            <w:t>приложение</w:t>
                           </w:r>
                         </w:p>
                       </w:txbxContent>
@@ -4342,7 +4323,11 @@
         </mc:Choice>
         <mc:Fallback>
           <w:pict>
-            <v:shape w14:anchorId="58707E50" id="Text Box 102" o:spid="_x0000_s1037" type="#_x0000_t202" style="position:absolute;margin-left:174.25pt;margin-top:-38.75pt;width:191.7pt;height:71pt;z-index:251680768;visibility:visible;mso-wrap-style:square;mso-width-percent:0;mso-height-percent:0;mso-wrap-distance-left:9pt;mso-wrap-distance-top:0;mso-wrap-distance-right:9pt;mso-wrap-distance-bottom:0;mso-position-horizontal:absolute;mso-position-horizontal-relative:text;mso-position-vertical:absolute;mso-position-vertical-relative:text;mso-width-percent:0;mso-height-percent:0;mso-width-relative:page;mso-height-relative:page;v-text-anchor:top" o:gfxdata="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" filled="f" stroked="f">
+            <v:shapetype w14:anchorId="58707E50" id="_x0000_t202" coordsize="21600,21600" o:spt="202" path="m,l,21600r21600,l21600,xe">
+              <v:stroke joinstyle="miter"/>
+              <v:path gradientshapeok="t" o:connecttype="rect"/>
+            </v:shapetype>
+            <v:shape id="Text Box 102" o:spid="_x0000_s1037" type="#_x0000_t202" style="position:absolute;margin-left:174.25pt;margin-top:-21.7pt;width:191.7pt;height:71pt;z-index:251680768;visibility:visible;mso-wrap-style:square;mso-width-percent:0;mso-height-percent:0;mso-wrap-distance-left:9pt;mso-wrap-distance-top:0;mso-wrap-distance-right:9pt;mso-wrap-distance-bottom:0;mso-position-horizontal:absolute;mso-position-horizontal-relative:text;mso-position-vertical:absolute;mso-position-vertical-relative:text;mso-width-percent:0;mso-height-percent:0;mso-width-relative:page;mso-height-relative:page;v-text-anchor:top" o:gfxdata="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" filled="f" stroked="f">
               <v:textbox inset="0,0,0,0">
                 <w:txbxContent>
                   <w:p>
@@ -4360,15 +4345,7 @@
                         <w:sz w:val="28"/>
                         <w:szCs w:val="28"/>
                       </w:rPr>
-                      <w:t>Технологии создания</w:t>
-                    </w:r>
-                    <w:r>
-                      <w:rPr>
-                        <w:noProof/>
-                        <w:sz w:val="28"/>
-                        <w:szCs w:val="28"/>
-                      </w:rPr>
-                      <w:t xml:space="preserve"> графического пользовательского</w:t>
+                      <w:t>Многопользовательское</w:t>
                     </w:r>
                   </w:p>
                   <w:p>
@@ -4386,7 +4363,7 @@
                         <w:sz w:val="28"/>
                         <w:szCs w:val="28"/>
                       </w:rPr>
-                      <w:t>интерфейса</w:t>
+                      <w:t>приложение</w:t>
                     </w:r>
                   </w:p>
                 </w:txbxContent>
@@ -8974,6 +8951,16 @@
     <w:pPr>
       <w:pStyle w:val="Header"/>
     </w:pPr>
+  </w:p>
+</w:hdr>
+</file>
+
+<file path=word/header2.xml><?xml version="1.0" encoding="utf-8"?>
+<w:hdr xmlns:wpc="http://schemas.microsoft.com/office/word/2010/wordprocessingCanvas" xmlns:cx="http://schemas.microsoft.com/office/drawing/2014/chartex" xmlns:cx1="http://schemas.microsoft.com/office/drawing/2015/9/8/chartex" xmlns:cx2="http://schemas.microsoft.com/office/drawing/2015/10/21/chartex" xmlns:cx3="http://schemas.microsoft.com/office/drawing/2016/5/9/chartex" xmlns:cx4="http://schemas.microsoft.com/office/drawing/2016/5/10/chartex" xmlns:cx5="http://schemas.microsoft.com/office/drawing/2016/5/11/chartex" xmlns:cx6="http://schemas.microsoft.com/office/drawing/2016/5/12/chartex" xmlns:cx7="http://schemas.microsoft.com/office/drawing/2016/5/13/chartex" xmlns:cx8="http://schemas.microsoft.com/office/drawing/2016/5/14/chartex" xmlns:mc="http://schemas.openxmlformats.org/markup-compatibility/2006" xmlns:aink="http://schemas.microsoft.com/office/drawing/2016/ink" xmlns:am3d="http://schemas.microsoft.com/office/drawing/2017/model3d" xmlns:o="urn:schemas-microsoft-com:office:office" xmlns:oel="http://schemas.microsoft.com/office/2019/extlst" xmlns:r="http://schemas.openxmlformats.org/officeDocument/2006/relationships" xmlns:m="http://schemas.openxmlformats.org/officeDocument/2006/math" xmlns:v="urn:schemas-microsoft-com:vml" xmlns:wp14="http://schemas.microsoft.com/office/word/2010/wordprocessingDrawing" xmlns:wp="http://schemas.openxmlformats.org/drawingml/2006/wordprocessingDrawing" xmlns:w10="urn:schemas-microsoft-com:office:word" xmlns:w="http://schemas.openxmlformats.org/wordprocessingml/2006/main" xmlns:w14="http://schemas.microsoft.com/office/word/2010/wordml" xmlns:w15="http://schemas.microsoft.com/office/word/2012/wordml" xmlns:w16cex="http://schemas.microsoft.com/office/word/2018/wordml/cex" xmlns:w16cid="http://schemas.microsoft.com/office/word/2016/wordml/cid" xmlns:w16="http://schemas.microsoft.com/office/word/2018/wordml" xmlns:w16du="http://schemas.microsoft.com/office/word/2023/wordml/word16du" xmlns:w16sdtdh="http://schemas.microsoft.com/office/word/2020/wordml/sdtdatahash" xmlns:w16sdtfl="http://schemas.microsoft.com/office/word/2024/wordml/sdtformatlock" xmlns:w16se="http://schemas.microsoft.com/office/word/2015/wordml/symex" xmlns:wpg="http://schemas.microsoft.com/office/word/2010/wordprocessingGroup" xmlns:wpi="http://schemas.microsoft.com/office/word/2010/wordprocessingInk" xmlns:wne="http://schemas.microsoft.com/office/word/2006/wordml" xmlns:wps="http://schemas.microsoft.com/office/word/2010/wordprocessingShape" mc:Ignorable="w14 w15 w16se w16cid w16 w16cex w16sdtdh w16sdtfl w16du wp14">
+  <w:p>
+    <w:pPr>
+      <w:pStyle w:val="Header"/>
+    </w:pPr>
     <w:r>
       <w:rPr>
         <w:noProof/>
@@ -9050,7 +9037,7 @@
 </w:hdr>
 </file>
 
-<file path=word/header2.xml><?xml version="1.0" encoding="utf-8"?>
+<file path=word/header3.xml><?xml version="1.0" encoding="utf-8"?>
 <w:hdr xmlns:wpc="http://schemas.microsoft.com/office/word/2010/wordprocessingCanvas" xmlns:cx="http://schemas.microsoft.com/office/drawing/2014/chartex" xmlns:cx1="http://schemas.microsoft.com/office/drawing/2015/9/8/chartex" xmlns:cx2="http://schemas.microsoft.com/office/drawing/2015/10/21/chartex" xmlns:cx3="http://schemas.microsoft.com/office/drawing/2016/5/9/chartex" xmlns:cx4="http://schemas.microsoft.com/office/drawing/2016/5/10/chartex" xmlns:cx5="http://schemas.microsoft.com/office/drawing/2016/5/11/chartex" xmlns:cx6="http://schemas.microsoft.com/office/drawing/2016/5/12/chartex" xmlns:cx7="http://schemas.microsoft.com/office/drawing/2016/5/13/chartex" xmlns:cx8="http://schemas.microsoft.com/office/drawing/2016/5/14/chartex" xmlns:mc="http://schemas.openxmlformats.org/markup-compatibility/2006" xmlns:aink="http://schemas.microsoft.com/office/drawing/2016/ink" xmlns:am3d="http://schemas.microsoft.com/office/drawing/2017/model3d" xmlns:o="urn:schemas-microsoft-com:office:office" xmlns:oel="http://schemas.microsoft.com/office/2019/extlst" xmlns:r="http://schemas.openxmlformats.org/officeDocument/2006/relationships" xmlns:m="http://schemas.openxmlformats.org/officeDocument/2006/math" xmlns:v="urn:schemas-microsoft-com:vml" xmlns:wp14="http://schemas.microsoft.com/office/word/2010/wordprocessingDrawing" xmlns:wp="http://schemas.openxmlformats.org/drawingml/2006/wordprocessingDrawing" xmlns:w10="urn:schemas-microsoft-com:office:word" xmlns:w="http://schemas.openxmlformats.org/wordprocessingml/2006/main" xmlns:w14="http://schemas.microsoft.com/office/word/2010/wordml" xmlns:w15="http://schemas.microsoft.com/office/word/2012/wordml" xmlns:w16cex="http://schemas.microsoft.com/office/word/2018/wordml/cex" xmlns:w16cid="http://schemas.microsoft.com/office/word/2016/wordml/cid" xmlns:w16="http://schemas.microsoft.com/office/word/2018/wordml" xmlns:w16du="http://schemas.microsoft.com/office/word/2023/wordml/word16du" xmlns:w16sdtdh="http://schemas.microsoft.com/office/word/2020/wordml/sdtdatahash" xmlns:w16sdtfl="http://schemas.microsoft.com/office/word/2024/wordml/sdtformatlock" xmlns:w16se="http://schemas.microsoft.com/office/word/2015/wordml/symex" xmlns:wpg="http://schemas.microsoft.com/office/word/2010/wordprocessingGroup" xmlns:wpi="http://schemas.microsoft.com/office/word/2010/wordprocessingInk" xmlns:wne="http://schemas.microsoft.com/office/word/2006/wordml" xmlns:wps="http://schemas.microsoft.com/office/word/2010/wordprocessingShape" mc:Ignorable="w14 w15 w16se w16cid w16 w16cex w16sdtdh w16sdtfl w16du wp14">
   <w:p>
     <w:pPr>
